--- a/WEBSITE_COSTINGS_SUMMARY.docx
+++ b/WEBSITE_COSTINGS_SUMMARY.docx
@@ -46,7 +46,7 @@
           <w:sz w:val="18"/>
           <w:szCs w:val="18"/>
         </w:rPr>
-        <w:t xml:space="preserve">15 September 2026  ·  Prepared by Magugu Nzimande  ·  Commit b367aba on claude/bbq-chicken-website-4qzv8i</w:t>
+        <w:t xml:space="preserve">17 September 2026  ·  Prepared by Magugu Nzimande  ·  Commit 173ac91 on claude/bbq-chicken-website-4qzv8i</w:t>
       </w:r>
     </w:p>
     <w:p>
@@ -142,7 +142,7 @@
           <w:sz w:val="20"/>
           <w:szCs w:val="20"/>
         </w:rPr>
-        <w:t xml:space="preserve">54 workstreams, 228 working days. Days include the design, the tests and the documentation for each item — not coding time with everything else deducted.</w:t>
+        <w:t xml:space="preserve">55 workstreams, 231 working days. Days include the design, the tests and the documentation for each item — not coding time with everything else deducted.</w:t>
       </w:r>
     </w:p>
     <w:tbl>
@@ -7665,6 +7665,142 @@
         <w:tc>
           <w:tcPr>
             <w:tcW w:type="dxa" w:w="600"/>
+            <w:shd w:fill="F7F5F2" w:color="auto" w:val="clear"/>
+            <w:tcMar>
+              <w:top w:type="dxa" w:w="90"/>
+              <w:left w:type="dxa" w:w="120"/>
+              <w:bottom w:type="dxa" w:w="90"/>
+              <w:right w:type="dxa" w:w="120"/>
+            </w:tcMar>
+            <w:vAlign w:val="top"/>
+          </w:tcPr>
+          <w:p>
+            <w:pPr>
+              <w:spacing w:after="0"/>
+            </w:pPr>
+            <w:r>
+              <w:rPr>
+                <w:rFonts w:ascii="Calibri" w:cs="Calibri" w:eastAsia="Calibri" w:hAnsi="Calibri"/>
+                <w:color w:val="221E1F"/>
+                <w:sz w:val="18"/>
+                <w:szCs w:val="18"/>
+              </w:rPr>
+              <w:t xml:space="preserve">55</w:t>
+            </w:r>
+          </w:p>
+        </w:tc>
+        <w:tc>
+          <w:tcPr>
+            <w:tcW w:type="dxa" w:w="5200"/>
+            <w:tcMar>
+              <w:top w:type="dxa" w:w="90"/>
+              <w:left w:type="dxa" w:w="120"/>
+              <w:bottom w:type="dxa" w:w="90"/>
+              <w:right w:type="dxa" w:w="120"/>
+            </w:tcMar>
+            <w:vAlign w:val="top"/>
+          </w:tcPr>
+          <w:p>
+            <w:pPr>
+              <w:spacing w:after="0"/>
+            </w:pPr>
+            <w:r>
+              <w:rPr>
+                <w:rFonts w:ascii="Calibri" w:cs="Calibri" w:eastAsia="Calibri" w:hAnsi="Calibri"/>
+                <w:color w:val="221E1F"/>
+                <w:sz w:val="18"/>
+                <w:szCs w:val="18"/>
+              </w:rPr>
+              <w:t xml:space="preserve">“Have I seen this before?”, asked and answered separately</w:t>
+            </w:r>
+          </w:p>
+        </w:tc>
+        <w:tc>
+          <w:tcPr>
+            <w:tcW w:type="dxa" w:w="900"/>
+            <w:tcMar>
+              <w:top w:type="dxa" w:w="90"/>
+              <w:left w:type="dxa" w:w="120"/>
+              <w:bottom w:type="dxa" w:w="90"/>
+              <w:right w:type="dxa" w:w="120"/>
+            </w:tcMar>
+            <w:vAlign w:val="top"/>
+          </w:tcPr>
+          <w:p>
+            <w:pPr>
+              <w:spacing w:after="0"/>
+              <w:jc w:val="right"/>
+            </w:pPr>
+            <w:r>
+              <w:rPr>
+                <w:rFonts w:ascii="Calibri" w:cs="Calibri" w:eastAsia="Calibri" w:hAnsi="Calibri"/>
+                <w:color w:val="221E1F"/>
+                <w:sz w:val="18"/>
+                <w:szCs w:val="18"/>
+              </w:rPr>
+              <w:t xml:space="preserve">3</w:t>
+            </w:r>
+          </w:p>
+        </w:tc>
+        <w:tc>
+          <w:tcPr>
+            <w:tcW w:type="dxa" w:w="1000"/>
+            <w:tcMar>
+              <w:top w:type="dxa" w:w="90"/>
+              <w:left w:type="dxa" w:w="120"/>
+              <w:bottom w:type="dxa" w:w="90"/>
+              <w:right w:type="dxa" w:w="120"/>
+            </w:tcMar>
+            <w:vAlign w:val="top"/>
+          </w:tcPr>
+          <w:p>
+            <w:pPr>
+              <w:spacing w:after="0"/>
+              <w:jc w:val="right"/>
+            </w:pPr>
+            <w:r>
+              <w:rPr>
+                <w:rFonts w:ascii="Calibri" w:cs="Calibri" w:eastAsia="Calibri" w:hAnsi="Calibri"/>
+                <w:color w:val="221E1F"/>
+                <w:sz w:val="18"/>
+                <w:szCs w:val="18"/>
+              </w:rPr>
+              <w:t xml:space="preserve">24</w:t>
+            </w:r>
+          </w:p>
+        </w:tc>
+        <w:tc>
+          <w:tcPr>
+            <w:tcW w:type="dxa" w:w="2000"/>
+            <w:tcMar>
+              <w:top w:type="dxa" w:w="90"/>
+              <w:left w:type="dxa" w:w="120"/>
+              <w:bottom w:type="dxa" w:w="90"/>
+              <w:right w:type="dxa" w:w="120"/>
+            </w:tcMar>
+            <w:vAlign w:val="top"/>
+          </w:tcPr>
+          <w:p>
+            <w:pPr>
+              <w:spacing w:after="0"/>
+              <w:jc w:val="right"/>
+            </w:pPr>
+            <w:r>
+              <w:rPr>
+                <w:rFonts w:ascii="Calibri" w:cs="Calibri" w:eastAsia="Calibri" w:hAnsi="Calibri"/>
+                <w:color w:val="221E1F"/>
+                <w:sz w:val="18"/>
+                <w:szCs w:val="18"/>
+              </w:rPr>
+              <w:t xml:space="preserve">R 22,800</w:t>
+            </w:r>
+          </w:p>
+        </w:tc>
+      </w:tr>
+      <w:tr>
+        <w:tc>
+          <w:tcPr>
+            <w:tcW w:type="dxa" w:w="600"/>
             <w:shd w:fill="FCE8EB" w:color="auto" w:val="clear"/>
             <w:tcMar>
               <w:top w:type="dxa" w:w="90"/>
@@ -7744,7 +7880,7 @@
                 <w:sz w:val="18"/>
                 <w:szCs w:val="18"/>
               </w:rPr>
-              <w:t xml:space="preserve">228</w:t>
+              <w:t xml:space="preserve">231</w:t>
             </w:r>
           </w:p>
         </w:tc>
@@ -7774,7 +7910,7 @@
                 <w:sz w:val="18"/>
                 <w:szCs w:val="18"/>
               </w:rPr>
-              <w:t xml:space="preserve">1,824</w:t>
+              <w:t xml:space="preserve">1,848</w:t>
             </w:r>
           </w:p>
         </w:tc>
@@ -7804,7 +7940,7 @@
                 <w:sz w:val="18"/>
                 <w:szCs w:val="18"/>
               </w:rPr>
-              <w:t xml:space="preserve">R 1,732,800</w:t>
+              <w:t xml:space="preserve">R 1,755,600</w:t>
             </w:r>
           </w:p>
         </w:tc>
@@ -9733,7 +9869,7 @@
                 <w:sz w:val="18"/>
                 <w:szCs w:val="18"/>
               </w:rPr>
-              <w:t xml:space="preserve">228</w:t>
+              <w:t xml:space="preserve">231</w:t>
             </w:r>
           </w:p>
         </w:tc>
@@ -9760,7 +9896,7 @@
                 <w:sz w:val="18"/>
                 <w:szCs w:val="18"/>
               </w:rPr>
-              <w:t xml:space="preserve">1,824</w:t>
+              <w:t xml:space="preserve">1,848</w:t>
             </w:r>
           </w:p>
         </w:tc>
@@ -9787,7 +9923,7 @@
                 <w:sz w:val="18"/>
                 <w:szCs w:val="18"/>
               </w:rPr>
-              <w:t xml:space="preserve">R 1,732,800</w:t>
+              <w:t xml:space="preserve">R 1,755,600</w:t>
             </w:r>
           </w:p>
         </w:tc>
@@ -9957,7 +10093,7 @@
                 <w:sz w:val="18"/>
                 <w:szCs w:val="18"/>
               </w:rPr>
-              <w:t xml:space="preserve">253</w:t>
+              <w:t xml:space="preserve">256</w:t>
             </w:r>
           </w:p>
         </w:tc>
@@ -9987,7 +10123,7 @@
                 <w:sz w:val="18"/>
                 <w:szCs w:val="18"/>
               </w:rPr>
-              <w:t xml:space="preserve">2,024</w:t>
+              <w:t xml:space="preserve">2,048</w:t>
             </w:r>
           </w:p>
         </w:tc>
@@ -10017,7 +10153,7 @@
                 <w:sz w:val="18"/>
                 <w:szCs w:val="18"/>
               </w:rPr>
-              <w:t xml:space="preserve">R 1,922,800</w:t>
+              <w:t xml:space="preserve">R 1,945,600</w:t>
             </w:r>
           </w:p>
         </w:tc>

--- a/WEBSITE_COSTINGS_SUMMARY.docx
+++ b/WEBSITE_COSTINGS_SUMMARY.docx
@@ -46,7 +46,7 @@
           <w:sz w:val="18"/>
           <w:szCs w:val="18"/>
         </w:rPr>
-        <w:t xml:space="preserve">17 September 2026  ·  Prepared by Magugu Nzimande  ·  Commit 173ac91 on claude/bbq-chicken-website-4qzv8i</w:t>
+        <w:t xml:space="preserve">17 September 2026  ·  Prepared by Magugu Nzimande  ·  Commit dd82253 on claude/bbq-chicken-website-4qzv8i</w:t>
       </w:r>
     </w:p>
     <w:p>
